--- a/Exercise week 1.docx
+++ b/Exercise week 1.docx
@@ -62,10 +62,10 @@
       </w:r>
       <w:r>
         <w:drawing>
-          <wp:inline distT="0" distB="0" distL="0" distR="0" wp14:anchorId="41CB1D07" wp14:editId="77A90473">
-            <wp:extent cx="5731510" cy="3076575"/>
-            <wp:effectExtent l="0" t="0" r="2540" b="9525"/>
-            <wp:docPr id="1323201298" name="Picture 1"/>
+          <wp:inline distT="0" distB="0" distL="0" distR="0" wp14:anchorId="50A0A7D6" wp14:editId="06C245C9">
+            <wp:extent cx="5731510" cy="5313045"/>
+            <wp:effectExtent l="0" t="0" r="2540" b="1905"/>
+            <wp:docPr id="2090425943" name="Picture 1"/>
             <wp:cNvGraphicFramePr>
               <a:graphicFrameLocks xmlns:a="http://schemas.openxmlformats.org/drawingml/2006/main" noChangeAspect="1"/>
             </wp:cNvGraphicFramePr>
@@ -73,7 +73,7 @@
               <a:graphicData uri="http://schemas.openxmlformats.org/drawingml/2006/picture">
                 <pic:pic xmlns:pic="http://schemas.openxmlformats.org/drawingml/2006/picture">
                   <pic:nvPicPr>
-                    <pic:cNvPr id="1323201298" name=""/>
+                    <pic:cNvPr id="2090425943" name=""/>
                     <pic:cNvPicPr/>
                   </pic:nvPicPr>
                   <pic:blipFill>
@@ -85,7 +85,7 @@
                   <pic:spPr>
                     <a:xfrm>
                       <a:off x="0" y="0"/>
-                      <a:ext cx="5731510" cy="3076575"/>
+                      <a:ext cx="5731510" cy="5313045"/>
                     </a:xfrm>
                     <a:prstGeom prst="rect">
                       <a:avLst/>
@@ -117,127 +117,73 @@
           <w:szCs w:val="28"/>
         </w:rPr>
       </w:pPr>
-    </w:p>
-    <w:p>
-      <w:pPr>
+      <w:r>
         <w:rPr>
           <w:b/>
           <w:bCs/>
           <w:sz w:val="28"/>
           <w:szCs w:val="28"/>
         </w:rPr>
-      </w:pPr>
-    </w:p>
-    <w:p>
-      <w:pPr>
+        <w:drawing>
+          <wp:inline distT="0" distB="0" distL="0" distR="0" wp14:anchorId="69D1CFEE" wp14:editId="7ABE49C9">
+            <wp:extent cx="5731510" cy="1395730"/>
+            <wp:effectExtent l="0" t="0" r="2540" b="0"/>
+            <wp:docPr id="1240489925" name="Picture 1"/>
+            <wp:cNvGraphicFramePr>
+              <a:graphicFrameLocks xmlns:a="http://schemas.openxmlformats.org/drawingml/2006/main" noChangeAspect="1"/>
+            </wp:cNvGraphicFramePr>
+            <a:graphic xmlns:a="http://schemas.openxmlformats.org/drawingml/2006/main">
+              <a:graphicData uri="http://schemas.openxmlformats.org/drawingml/2006/picture">
+                <pic:pic xmlns:pic="http://schemas.openxmlformats.org/drawingml/2006/picture">
+                  <pic:nvPicPr>
+                    <pic:cNvPr id="1240489925" name=""/>
+                    <pic:cNvPicPr/>
+                  </pic:nvPicPr>
+                  <pic:blipFill>
+                    <a:blip r:embed="rId7"/>
+                    <a:stretch>
+                      <a:fillRect/>
+                    </a:stretch>
+                  </pic:blipFill>
+                  <pic:spPr>
+                    <a:xfrm>
+                      <a:off x="0" y="0"/>
+                      <a:ext cx="5731510" cy="1395730"/>
+                    </a:xfrm>
+                    <a:prstGeom prst="rect">
+                      <a:avLst/>
+                    </a:prstGeom>
+                  </pic:spPr>
+                </pic:pic>
+              </a:graphicData>
+            </a:graphic>
+          </wp:inline>
+        </w:drawing>
+      </w:r>
+    </w:p>
+    <w:p>
+      <w:pPr>
+        <w:rPr>
+          <w:sz w:val="28"/>
+          <w:szCs w:val="28"/>
+        </w:rPr>
+      </w:pPr>
+      <w:r>
         <w:rPr>
           <w:b/>
           <w:bCs/>
           <w:sz w:val="28"/>
           <w:szCs w:val="28"/>
         </w:rPr>
-      </w:pPr>
-    </w:p>
-    <w:p>
-      <w:pPr>
-        <w:rPr>
-          <w:b/>
-          <w:bCs/>
-          <w:sz w:val="28"/>
-          <w:szCs w:val="28"/>
-        </w:rPr>
-      </w:pPr>
-    </w:p>
-    <w:p>
-      <w:pPr>
-        <w:rPr>
-          <w:b/>
-          <w:bCs/>
-          <w:sz w:val="28"/>
-          <w:szCs w:val="28"/>
-        </w:rPr>
-      </w:pPr>
-    </w:p>
-    <w:p>
-      <w:pPr>
-        <w:rPr>
-          <w:b/>
-          <w:bCs/>
-          <w:sz w:val="28"/>
-          <w:szCs w:val="28"/>
-        </w:rPr>
-      </w:pPr>
-    </w:p>
-    <w:p>
-      <w:pPr>
-        <w:rPr>
-          <w:b/>
-          <w:bCs/>
-          <w:sz w:val="28"/>
-          <w:szCs w:val="28"/>
-        </w:rPr>
-      </w:pPr>
-    </w:p>
-    <w:p>
-      <w:pPr>
-        <w:rPr>
-          <w:b/>
-          <w:bCs/>
-          <w:sz w:val="28"/>
-          <w:szCs w:val="28"/>
-        </w:rPr>
-      </w:pPr>
-    </w:p>
-    <w:p>
-      <w:pPr>
-        <w:rPr>
-          <w:b/>
-          <w:bCs/>
-          <w:sz w:val="28"/>
-          <w:szCs w:val="28"/>
-        </w:rPr>
-      </w:pPr>
-    </w:p>
-    <w:p>
-      <w:pPr>
-        <w:rPr>
-          <w:b/>
-          <w:bCs/>
-          <w:sz w:val="28"/>
-          <w:szCs w:val="28"/>
-        </w:rPr>
-      </w:pPr>
-    </w:p>
-    <w:p>
-      <w:pPr>
-        <w:rPr>
-          <w:b/>
-          <w:bCs/>
-          <w:sz w:val="28"/>
-          <w:szCs w:val="28"/>
-        </w:rPr>
-      </w:pPr>
-    </w:p>
-    <w:p>
-      <w:pPr>
-        <w:rPr>
-          <w:sz w:val="28"/>
-          <w:szCs w:val="28"/>
-        </w:rPr>
-      </w:pPr>
-      <w:r>
-        <w:rPr>
-          <w:b/>
-          <w:bCs/>
-          <w:sz w:val="28"/>
-          <w:szCs w:val="28"/>
-        </w:rPr>
         <w:lastRenderedPageBreak/>
         <w:t>Exercise 2: Implementing the Factory Method Pattern</w:t>
       </w:r>
     </w:p>
     <w:p>
       <w:r>
+        <w:rPr>
+          <w:noProof/>
+        </w:rPr>
         <w:drawing>
           <wp:anchor distT="0" distB="0" distL="114300" distR="114300" simplePos="0" relativeHeight="251653632" behindDoc="1" locked="0" layoutInCell="1" allowOverlap="1" wp14:anchorId="7BDACA62" wp14:editId="4D60A0E1">
             <wp:simplePos x="0" y="0"/>
@@ -270,7 +216,7 @@
                     <pic:cNvPicPr/>
                   </pic:nvPicPr>
                   <pic:blipFill>
-                    <a:blip r:embed="rId7">
+                    <a:blip r:embed="rId8">
                       <a:extLst>
                         <a:ext uri="{28A0092B-C50C-407E-A947-70E740481C1C}">
                           <a14:useLocalDpi xmlns:a14="http://schemas.microsoft.com/office/drawing/2010/main" val="0"/>
@@ -320,6 +266,9 @@
     </w:p>
     <w:p>
       <w:r>
+        <w:rPr>
+          <w:noProof/>
+        </w:rPr>
         <w:drawing>
           <wp:inline distT="0" distB="0" distL="0" distR="0" wp14:anchorId="0C899F67" wp14:editId="51E84DC8">
             <wp:extent cx="5731510" cy="6425565"/>
@@ -336,7 +285,7 @@
                     <pic:cNvPicPr/>
                   </pic:nvPicPr>
                   <pic:blipFill>
-                    <a:blip r:embed="rId8"/>
+                    <a:blip r:embed="rId9"/>
                     <a:stretch>
                       <a:fillRect/>
                     </a:stretch>
@@ -397,6 +346,9 @@
         </w:rPr>
       </w:pPr>
       <w:r>
+        <w:rPr>
+          <w:noProof/>
+        </w:rPr>
         <w:drawing>
           <wp:anchor distT="0" distB="0" distL="114300" distR="114300" simplePos="0" relativeHeight="251655680" behindDoc="1" locked="0" layoutInCell="1" allowOverlap="1" wp14:anchorId="5C17E959" wp14:editId="5C79EDCC">
             <wp:simplePos x="0" y="0"/>
@@ -429,7 +381,7 @@
                     <pic:cNvPicPr/>
                   </pic:nvPicPr>
                   <pic:blipFill>
-                    <a:blip r:embed="rId9">
+                    <a:blip r:embed="rId10">
                       <a:extLst>
                         <a:ext uri="{28A0092B-C50C-407E-A947-70E740481C1C}">
                           <a14:useLocalDpi xmlns:a14="http://schemas.microsoft.com/office/drawing/2010/main" val="0"/>
@@ -498,6 +450,9 @@
         </w:tabs>
       </w:pPr>
       <w:r>
+        <w:rPr>
+          <w:noProof/>
+        </w:rPr>
         <w:drawing>
           <wp:inline distT="0" distB="0" distL="0" distR="0" wp14:anchorId="2DB6D86C" wp14:editId="7BD5ABF7">
             <wp:extent cx="5731510" cy="6572250"/>
@@ -514,7 +469,7 @@
                     <pic:cNvPicPr/>
                   </pic:nvPicPr>
                   <pic:blipFill>
-                    <a:blip r:embed="rId10"/>
+                    <a:blip r:embed="rId11"/>
                     <a:stretch>
                       <a:fillRect/>
                     </a:stretch>
@@ -581,6 +536,9 @@
     </w:p>
     <w:p>
       <w:r>
+        <w:rPr>
+          <w:noProof/>
+        </w:rPr>
         <w:drawing>
           <wp:anchor distT="0" distB="0" distL="114300" distR="114300" simplePos="0" relativeHeight="251657728" behindDoc="1" locked="0" layoutInCell="1" allowOverlap="1" wp14:anchorId="49CC1981" wp14:editId="7CE2F7E8">
             <wp:simplePos x="0" y="0"/>
@@ -613,7 +571,7 @@
                     <pic:cNvPicPr/>
                   </pic:nvPicPr>
                   <pic:blipFill>
-                    <a:blip r:embed="rId11">
+                    <a:blip r:embed="rId12">
                       <a:extLst>
                         <a:ext uri="{28A0092B-C50C-407E-A947-70E740481C1C}">
                           <a14:useLocalDpi xmlns:a14="http://schemas.microsoft.com/office/drawing/2010/main" val="0"/>
@@ -652,6 +610,9 @@
     <w:p/>
     <w:p>
       <w:r>
+        <w:rPr>
+          <w:noProof/>
+        </w:rPr>
         <w:drawing>
           <wp:inline distT="0" distB="0" distL="0" distR="0" wp14:anchorId="1F10F11F" wp14:editId="6BCD20DF">
             <wp:extent cx="5731510" cy="6064885"/>
@@ -668,7 +629,7 @@
                     <pic:cNvPicPr/>
                   </pic:nvPicPr>
                   <pic:blipFill>
-                    <a:blip r:embed="rId12"/>
+                    <a:blip r:embed="rId13"/>
                     <a:stretch>
                       <a:fillRect/>
                     </a:stretch>
@@ -717,6 +678,9 @@
         </w:rPr>
       </w:pPr>
       <w:r>
+        <w:rPr>
+          <w:noProof/>
+        </w:rPr>
         <w:drawing>
           <wp:anchor distT="0" distB="0" distL="114300" distR="114300" simplePos="0" relativeHeight="251662848" behindDoc="1" locked="0" layoutInCell="1" allowOverlap="1" wp14:anchorId="113B8BC7" wp14:editId="223DA3AD">
             <wp:simplePos x="0" y="0"/>
@@ -749,7 +713,7 @@
                     <pic:cNvPicPr/>
                   </pic:nvPicPr>
                   <pic:blipFill>
-                    <a:blip r:embed="rId13">
+                    <a:blip r:embed="rId14">
                       <a:extLst>
                         <a:ext uri="{28A0092B-C50C-407E-A947-70E740481C1C}">
                           <a14:useLocalDpi xmlns:a14="http://schemas.microsoft.com/office/drawing/2010/main" val="0"/>
@@ -805,6 +769,9 @@
     </w:p>
     <w:p>
       <w:r>
+        <w:rPr>
+          <w:noProof/>
+        </w:rPr>
         <w:drawing>
           <wp:inline distT="0" distB="0" distL="0" distR="0" wp14:anchorId="4E068F5A" wp14:editId="26841639">
             <wp:extent cx="5731510" cy="6090285"/>
@@ -821,7 +788,7 @@
                     <pic:cNvPicPr/>
                   </pic:nvPicPr>
                   <pic:blipFill>
-                    <a:blip r:embed="rId14"/>
+                    <a:blip r:embed="rId15"/>
                     <a:stretch>
                       <a:fillRect/>
                     </a:stretch>
@@ -856,10 +823,615 @@
     </w:p>
     <w:p>
       <w:pPr>
+        <w:rPr>
+          <w:sz w:val="28"/>
+          <w:szCs w:val="28"/>
+        </w:rPr>
+      </w:pPr>
+      <w:r>
+        <w:lastRenderedPageBreak/>
+        <w:drawing>
+          <wp:anchor distT="0" distB="0" distL="114300" distR="114300" simplePos="0" relativeHeight="251663872" behindDoc="1" locked="0" layoutInCell="1" allowOverlap="1" wp14:anchorId="0F551D3B" wp14:editId="57C98478">
+            <wp:simplePos x="0" y="0"/>
+            <wp:positionH relativeFrom="margin">
+              <wp:align>right</wp:align>
+            </wp:positionH>
+            <wp:positionV relativeFrom="paragraph">
+              <wp:posOffset>338455</wp:posOffset>
+            </wp:positionV>
+            <wp:extent cx="2991485" cy="1082675"/>
+            <wp:effectExtent l="0" t="0" r="0" b="3175"/>
+            <wp:wrapTight wrapText="bothSides">
+              <wp:wrapPolygon edited="0">
+                <wp:start x="0" y="0"/>
+                <wp:lineTo x="0" y="21283"/>
+                <wp:lineTo x="21458" y="21283"/>
+                <wp:lineTo x="21458" y="0"/>
+                <wp:lineTo x="0" y="0"/>
+              </wp:wrapPolygon>
+            </wp:wrapTight>
+            <wp:docPr id="1471654199" name="Picture 1"/>
+            <wp:cNvGraphicFramePr>
+              <a:graphicFrameLocks xmlns:a="http://schemas.openxmlformats.org/drawingml/2006/main" noChangeAspect="1"/>
+            </wp:cNvGraphicFramePr>
+            <a:graphic xmlns:a="http://schemas.openxmlformats.org/drawingml/2006/main">
+              <a:graphicData uri="http://schemas.openxmlformats.org/drawingml/2006/picture">
+                <pic:pic xmlns:pic="http://schemas.openxmlformats.org/drawingml/2006/picture">
+                  <pic:nvPicPr>
+                    <pic:cNvPr id="1471654199" name=""/>
+                    <pic:cNvPicPr/>
+                  </pic:nvPicPr>
+                  <pic:blipFill>
+                    <a:blip r:embed="rId16">
+                      <a:extLst>
+                        <a:ext uri="{28A0092B-C50C-407E-A947-70E740481C1C}">
+                          <a14:useLocalDpi xmlns:a14="http://schemas.microsoft.com/office/drawing/2010/main" val="0"/>
+                        </a:ext>
+                      </a:extLst>
+                    </a:blip>
+                    <a:stretch>
+                      <a:fillRect/>
+                    </a:stretch>
+                  </pic:blipFill>
+                  <pic:spPr>
+                    <a:xfrm>
+                      <a:off x="0" y="0"/>
+                      <a:ext cx="2991485" cy="1082675"/>
+                    </a:xfrm>
+                    <a:prstGeom prst="rect">
+                      <a:avLst/>
+                    </a:prstGeom>
+                  </pic:spPr>
+                </pic:pic>
+              </a:graphicData>
+            </a:graphic>
+            <wp14:sizeRelH relativeFrom="page">
+              <wp14:pctWidth>0</wp14:pctWidth>
+            </wp14:sizeRelH>
+            <wp14:sizeRelV relativeFrom="page">
+              <wp14:pctHeight>0</wp14:pctHeight>
+            </wp14:sizeRelV>
+          </wp:anchor>
+        </w:drawing>
+      </w:r>
+      <w:r>
+        <w:rPr>
+          <w:b/>
+          <w:bCs/>
+          <w:sz w:val="28"/>
+          <w:szCs w:val="28"/>
+        </w:rPr>
+        <w:t>Exercise 6: Implementing the Proxy Pattern</w:t>
+      </w:r>
+    </w:p>
+    <w:p>
+      <w:pPr>
+        <w:rPr>
+          <w:sz w:val="24"/>
+          <w:szCs w:val="24"/>
+        </w:rPr>
+      </w:pPr>
+      <w:r>
+        <w:rPr>
+          <w:b/>
+          <w:bCs/>
+          <w:sz w:val="24"/>
+          <w:szCs w:val="24"/>
+        </w:rPr>
+        <w:t>Scenario:</w:t>
+      </w:r>
+      <w:r>
+        <w:rPr>
+          <w:sz w:val="24"/>
+          <w:szCs w:val="24"/>
+        </w:rPr>
+        <w:t xml:space="preserve"> </w:t>
+      </w:r>
+    </w:p>
+    <w:p>
+      <w:r>
+        <w:t>You are developing an image viewer application that loads images from a remote server. Use the Proxy Pattern to add lazy initialization and caching.</w:t>
+      </w:r>
+    </w:p>
+    <w:p/>
+    <w:p/>
+    <w:p>
+      <w:pPr>
         <w:tabs>
           <w:tab w:val="left" w:pos="1244"/>
         </w:tabs>
       </w:pPr>
+      <w:r>
+        <w:drawing>
+          <wp:inline distT="0" distB="0" distL="0" distR="0" wp14:anchorId="4716714C" wp14:editId="3C1A43A7">
+            <wp:extent cx="5731510" cy="6263640"/>
+            <wp:effectExtent l="0" t="0" r="2540" b="3810"/>
+            <wp:docPr id="2041116215" name="Picture 1"/>
+            <wp:cNvGraphicFramePr>
+              <a:graphicFrameLocks xmlns:a="http://schemas.openxmlformats.org/drawingml/2006/main" noChangeAspect="1"/>
+            </wp:cNvGraphicFramePr>
+            <a:graphic xmlns:a="http://schemas.openxmlformats.org/drawingml/2006/main">
+              <a:graphicData uri="http://schemas.openxmlformats.org/drawingml/2006/picture">
+                <pic:pic xmlns:pic="http://schemas.openxmlformats.org/drawingml/2006/picture">
+                  <pic:nvPicPr>
+                    <pic:cNvPr id="2041116215" name=""/>
+                    <pic:cNvPicPr/>
+                  </pic:nvPicPr>
+                  <pic:blipFill>
+                    <a:blip r:embed="rId17"/>
+                    <a:stretch>
+                      <a:fillRect/>
+                    </a:stretch>
+                  </pic:blipFill>
+                  <pic:spPr>
+                    <a:xfrm>
+                      <a:off x="0" y="0"/>
+                      <a:ext cx="5731510" cy="6263640"/>
+                    </a:xfrm>
+                    <a:prstGeom prst="rect">
+                      <a:avLst/>
+                    </a:prstGeom>
+                  </pic:spPr>
+                </pic:pic>
+              </a:graphicData>
+            </a:graphic>
+          </wp:inline>
+        </w:drawing>
+      </w:r>
+    </w:p>
+    <w:p/>
+    <w:p>
+      <w:pPr>
+        <w:rPr>
+          <w:sz w:val="28"/>
+          <w:szCs w:val="28"/>
+        </w:rPr>
+      </w:pPr>
+      <w:r>
+        <w:rPr>
+          <w:b/>
+          <w:bCs/>
+          <w:sz w:val="28"/>
+          <w:szCs w:val="28"/>
+        </w:rPr>
+        <w:lastRenderedPageBreak/>
+        <w:t>Exercise 7: Implementing the Observer Pattern</w:t>
+      </w:r>
+    </w:p>
+    <w:p>
+      <w:pPr>
+        <w:rPr>
+          <w:sz w:val="24"/>
+          <w:szCs w:val="24"/>
+        </w:rPr>
+      </w:pPr>
+      <w:r>
+        <w:drawing>
+          <wp:anchor distT="0" distB="0" distL="114300" distR="114300" simplePos="0" relativeHeight="251664896" behindDoc="1" locked="0" layoutInCell="1" allowOverlap="1" wp14:anchorId="1BE4810F" wp14:editId="045978AA">
+            <wp:simplePos x="0" y="0"/>
+            <wp:positionH relativeFrom="margin">
+              <wp:align>right</wp:align>
+            </wp:positionH>
+            <wp:positionV relativeFrom="paragraph">
+              <wp:posOffset>13052</wp:posOffset>
+            </wp:positionV>
+            <wp:extent cx="3524180" cy="1163369"/>
+            <wp:effectExtent l="0" t="0" r="635" b="0"/>
+            <wp:wrapTight wrapText="bothSides">
+              <wp:wrapPolygon edited="0">
+                <wp:start x="0" y="0"/>
+                <wp:lineTo x="0" y="21223"/>
+                <wp:lineTo x="21487" y="21223"/>
+                <wp:lineTo x="21487" y="0"/>
+                <wp:lineTo x="0" y="0"/>
+              </wp:wrapPolygon>
+            </wp:wrapTight>
+            <wp:docPr id="912533871" name="Picture 1"/>
+            <wp:cNvGraphicFramePr>
+              <a:graphicFrameLocks xmlns:a="http://schemas.openxmlformats.org/drawingml/2006/main" noChangeAspect="1"/>
+            </wp:cNvGraphicFramePr>
+            <a:graphic xmlns:a="http://schemas.openxmlformats.org/drawingml/2006/main">
+              <a:graphicData uri="http://schemas.openxmlformats.org/drawingml/2006/picture">
+                <pic:pic xmlns:pic="http://schemas.openxmlformats.org/drawingml/2006/picture">
+                  <pic:nvPicPr>
+                    <pic:cNvPr id="912533871" name=""/>
+                    <pic:cNvPicPr/>
+                  </pic:nvPicPr>
+                  <pic:blipFill>
+                    <a:blip r:embed="rId18">
+                      <a:extLst>
+                        <a:ext uri="{28A0092B-C50C-407E-A947-70E740481C1C}">
+                          <a14:useLocalDpi xmlns:a14="http://schemas.microsoft.com/office/drawing/2010/main" val="0"/>
+                        </a:ext>
+                      </a:extLst>
+                    </a:blip>
+                    <a:stretch>
+                      <a:fillRect/>
+                    </a:stretch>
+                  </pic:blipFill>
+                  <pic:spPr>
+                    <a:xfrm>
+                      <a:off x="0" y="0"/>
+                      <a:ext cx="3524180" cy="1163369"/>
+                    </a:xfrm>
+                    <a:prstGeom prst="rect">
+                      <a:avLst/>
+                    </a:prstGeom>
+                  </pic:spPr>
+                </pic:pic>
+              </a:graphicData>
+            </a:graphic>
+            <wp14:sizeRelH relativeFrom="page">
+              <wp14:pctWidth>0</wp14:pctWidth>
+            </wp14:sizeRelH>
+            <wp14:sizeRelV relativeFrom="page">
+              <wp14:pctHeight>0</wp14:pctHeight>
+            </wp14:sizeRelV>
+          </wp:anchor>
+        </w:drawing>
+      </w:r>
+      <w:r>
+        <w:rPr>
+          <w:b/>
+          <w:bCs/>
+          <w:sz w:val="24"/>
+          <w:szCs w:val="24"/>
+        </w:rPr>
+        <w:t>Scenario:</w:t>
+      </w:r>
+      <w:r>
+        <w:rPr>
+          <w:sz w:val="24"/>
+          <w:szCs w:val="24"/>
+        </w:rPr>
+        <w:t xml:space="preserve"> </w:t>
+      </w:r>
+    </w:p>
+    <w:p>
+      <w:r>
+        <w:t>You are developing a stock market monitoring application where multiple clients need to be notified whenever stock prices change. Use the Observer Pattern to achieve this.</w:t>
+      </w:r>
+    </w:p>
+    <w:p/>
+    <w:p/>
+    <w:p>
+      <w:r>
+        <w:drawing>
+          <wp:inline distT="0" distB="0" distL="0" distR="0" wp14:anchorId="66172AE3" wp14:editId="5C452AC7">
+            <wp:extent cx="5731510" cy="6225540"/>
+            <wp:effectExtent l="0" t="0" r="2540" b="3810"/>
+            <wp:docPr id="259994673" name="Picture 1"/>
+            <wp:cNvGraphicFramePr>
+              <a:graphicFrameLocks xmlns:a="http://schemas.openxmlformats.org/drawingml/2006/main" noChangeAspect="1"/>
+            </wp:cNvGraphicFramePr>
+            <a:graphic xmlns:a="http://schemas.openxmlformats.org/drawingml/2006/main">
+              <a:graphicData uri="http://schemas.openxmlformats.org/drawingml/2006/picture">
+                <pic:pic xmlns:pic="http://schemas.openxmlformats.org/drawingml/2006/picture">
+                  <pic:nvPicPr>
+                    <pic:cNvPr id="259994673" name=""/>
+                    <pic:cNvPicPr/>
+                  </pic:nvPicPr>
+                  <pic:blipFill>
+                    <a:blip r:embed="rId19"/>
+                    <a:stretch>
+                      <a:fillRect/>
+                    </a:stretch>
+                  </pic:blipFill>
+                  <pic:spPr>
+                    <a:xfrm>
+                      <a:off x="0" y="0"/>
+                      <a:ext cx="5731510" cy="6225540"/>
+                    </a:xfrm>
+                    <a:prstGeom prst="rect">
+                      <a:avLst/>
+                    </a:prstGeom>
+                  </pic:spPr>
+                </pic:pic>
+              </a:graphicData>
+            </a:graphic>
+          </wp:inline>
+        </w:drawing>
+      </w:r>
+    </w:p>
+    <w:p/>
+    <w:p>
+      <w:pPr>
+        <w:rPr>
+          <w:sz w:val="28"/>
+          <w:szCs w:val="28"/>
+        </w:rPr>
+      </w:pPr>
+      <w:r>
+        <w:rPr>
+          <w:b/>
+          <w:bCs/>
+          <w:sz w:val="28"/>
+          <w:szCs w:val="28"/>
+        </w:rPr>
+        <w:lastRenderedPageBreak/>
+        <w:t>Exercise 8: Implementing the Strategy Pattern</w:t>
+      </w:r>
+    </w:p>
+    <w:p>
+      <w:pPr>
+        <w:rPr>
+          <w:sz w:val="24"/>
+          <w:szCs w:val="24"/>
+        </w:rPr>
+      </w:pPr>
+      <w:r>
+        <w:drawing>
+          <wp:anchor distT="0" distB="0" distL="114300" distR="114300" simplePos="0" relativeHeight="251665920" behindDoc="1" locked="0" layoutInCell="1" allowOverlap="1" wp14:anchorId="6D5C5863" wp14:editId="00B6C66E">
+            <wp:simplePos x="0" y="0"/>
+            <wp:positionH relativeFrom="margin">
+              <wp:align>right</wp:align>
+            </wp:positionH>
+            <wp:positionV relativeFrom="paragraph">
+              <wp:posOffset>11430</wp:posOffset>
+            </wp:positionV>
+            <wp:extent cx="3363595" cy="1253490"/>
+            <wp:effectExtent l="0" t="0" r="8255" b="3810"/>
+            <wp:wrapTight wrapText="bothSides">
+              <wp:wrapPolygon edited="0">
+                <wp:start x="0" y="0"/>
+                <wp:lineTo x="0" y="21337"/>
+                <wp:lineTo x="21531" y="21337"/>
+                <wp:lineTo x="21531" y="0"/>
+                <wp:lineTo x="0" y="0"/>
+              </wp:wrapPolygon>
+            </wp:wrapTight>
+            <wp:docPr id="1120200133" name="Picture 1"/>
+            <wp:cNvGraphicFramePr>
+              <a:graphicFrameLocks xmlns:a="http://schemas.openxmlformats.org/drawingml/2006/main" noChangeAspect="1"/>
+            </wp:cNvGraphicFramePr>
+            <a:graphic xmlns:a="http://schemas.openxmlformats.org/drawingml/2006/main">
+              <a:graphicData uri="http://schemas.openxmlformats.org/drawingml/2006/picture">
+                <pic:pic xmlns:pic="http://schemas.openxmlformats.org/drawingml/2006/picture">
+                  <pic:nvPicPr>
+                    <pic:cNvPr id="1120200133" name=""/>
+                    <pic:cNvPicPr/>
+                  </pic:nvPicPr>
+                  <pic:blipFill>
+                    <a:blip r:embed="rId20">
+                      <a:extLst>
+                        <a:ext uri="{28A0092B-C50C-407E-A947-70E740481C1C}">
+                          <a14:useLocalDpi xmlns:a14="http://schemas.microsoft.com/office/drawing/2010/main" val="0"/>
+                        </a:ext>
+                      </a:extLst>
+                    </a:blip>
+                    <a:stretch>
+                      <a:fillRect/>
+                    </a:stretch>
+                  </pic:blipFill>
+                  <pic:spPr>
+                    <a:xfrm>
+                      <a:off x="0" y="0"/>
+                      <a:ext cx="3363595" cy="1253490"/>
+                    </a:xfrm>
+                    <a:prstGeom prst="rect">
+                      <a:avLst/>
+                    </a:prstGeom>
+                  </pic:spPr>
+                </pic:pic>
+              </a:graphicData>
+            </a:graphic>
+            <wp14:sizeRelH relativeFrom="page">
+              <wp14:pctWidth>0</wp14:pctWidth>
+            </wp14:sizeRelH>
+            <wp14:sizeRelV relativeFrom="page">
+              <wp14:pctHeight>0</wp14:pctHeight>
+            </wp14:sizeRelV>
+          </wp:anchor>
+        </w:drawing>
+      </w:r>
+      <w:r>
+        <w:rPr>
+          <w:b/>
+          <w:bCs/>
+          <w:sz w:val="24"/>
+          <w:szCs w:val="24"/>
+        </w:rPr>
+        <w:t>Scenario:</w:t>
+      </w:r>
+      <w:r>
+        <w:rPr>
+          <w:sz w:val="24"/>
+          <w:szCs w:val="24"/>
+        </w:rPr>
+        <w:t xml:space="preserve"> </w:t>
+      </w:r>
+    </w:p>
+    <w:p>
+      <w:r>
+        <w:t>You are developing a payment system where different payment methods (e.g., Credit Card, PayPal) can be selected at runtime. Use the Strategy Pattern to achieve this.</w:t>
+      </w:r>
+    </w:p>
+    <w:p/>
+    <w:p/>
+    <w:p>
+      <w:r>
+        <w:drawing>
+          <wp:inline distT="0" distB="0" distL="0" distR="0" wp14:anchorId="685ABE04" wp14:editId="7C97944D">
+            <wp:extent cx="5731510" cy="6195695"/>
+            <wp:effectExtent l="0" t="0" r="2540" b="0"/>
+            <wp:docPr id="1752528525" name="Picture 1"/>
+            <wp:cNvGraphicFramePr>
+              <a:graphicFrameLocks xmlns:a="http://schemas.openxmlformats.org/drawingml/2006/main" noChangeAspect="1"/>
+            </wp:cNvGraphicFramePr>
+            <a:graphic xmlns:a="http://schemas.openxmlformats.org/drawingml/2006/main">
+              <a:graphicData uri="http://schemas.openxmlformats.org/drawingml/2006/picture">
+                <pic:pic xmlns:pic="http://schemas.openxmlformats.org/drawingml/2006/picture">
+                  <pic:nvPicPr>
+                    <pic:cNvPr id="1752528525" name=""/>
+                    <pic:cNvPicPr/>
+                  </pic:nvPicPr>
+                  <pic:blipFill>
+                    <a:blip r:embed="rId21"/>
+                    <a:stretch>
+                      <a:fillRect/>
+                    </a:stretch>
+                  </pic:blipFill>
+                  <pic:spPr>
+                    <a:xfrm>
+                      <a:off x="0" y="0"/>
+                      <a:ext cx="5731510" cy="6195695"/>
+                    </a:xfrm>
+                    <a:prstGeom prst="rect">
+                      <a:avLst/>
+                    </a:prstGeom>
+                  </pic:spPr>
+                </pic:pic>
+              </a:graphicData>
+            </a:graphic>
+          </wp:inline>
+        </w:drawing>
+      </w:r>
+    </w:p>
+    <w:p/>
+    <w:p>
+      <w:pPr>
+        <w:rPr>
+          <w:sz w:val="28"/>
+          <w:szCs w:val="28"/>
+        </w:rPr>
+      </w:pPr>
+      <w:r>
+        <w:rPr>
+          <w:b/>
+          <w:bCs/>
+          <w:sz w:val="28"/>
+          <w:szCs w:val="28"/>
+        </w:rPr>
+        <w:lastRenderedPageBreak/>
+        <w:t>Exercise 9: Implementing the Command Pattern</w:t>
+      </w:r>
+    </w:p>
+    <w:p>
+      <w:r>
+        <w:drawing>
+          <wp:anchor distT="0" distB="0" distL="114300" distR="114300" simplePos="0" relativeHeight="251666944" behindDoc="1" locked="0" layoutInCell="1" allowOverlap="1" wp14:anchorId="0A34202B" wp14:editId="3AA8E560">
+            <wp:simplePos x="0" y="0"/>
+            <wp:positionH relativeFrom="column">
+              <wp:posOffset>2189691</wp:posOffset>
+            </wp:positionH>
+            <wp:positionV relativeFrom="paragraph">
+              <wp:posOffset>13828</wp:posOffset>
+            </wp:positionV>
+            <wp:extent cx="4105275" cy="828675"/>
+            <wp:effectExtent l="0" t="0" r="9525" b="9525"/>
+            <wp:wrapTight wrapText="bothSides">
+              <wp:wrapPolygon edited="0">
+                <wp:start x="0" y="0"/>
+                <wp:lineTo x="0" y="21352"/>
+                <wp:lineTo x="21550" y="21352"/>
+                <wp:lineTo x="21550" y="0"/>
+                <wp:lineTo x="0" y="0"/>
+              </wp:wrapPolygon>
+            </wp:wrapTight>
+            <wp:docPr id="968639390" name="Picture 1"/>
+            <wp:cNvGraphicFramePr>
+              <a:graphicFrameLocks xmlns:a="http://schemas.openxmlformats.org/drawingml/2006/main" noChangeAspect="1"/>
+            </wp:cNvGraphicFramePr>
+            <a:graphic xmlns:a="http://schemas.openxmlformats.org/drawingml/2006/main">
+              <a:graphicData uri="http://schemas.openxmlformats.org/drawingml/2006/picture">
+                <pic:pic xmlns:pic="http://schemas.openxmlformats.org/drawingml/2006/picture">
+                  <pic:nvPicPr>
+                    <pic:cNvPr id="968639390" name=""/>
+                    <pic:cNvPicPr/>
+                  </pic:nvPicPr>
+                  <pic:blipFill>
+                    <a:blip r:embed="rId22">
+                      <a:extLst>
+                        <a:ext uri="{28A0092B-C50C-407E-A947-70E740481C1C}">
+                          <a14:useLocalDpi xmlns:a14="http://schemas.microsoft.com/office/drawing/2010/main" val="0"/>
+                        </a:ext>
+                      </a:extLst>
+                    </a:blip>
+                    <a:stretch>
+                      <a:fillRect/>
+                    </a:stretch>
+                  </pic:blipFill>
+                  <pic:spPr>
+                    <a:xfrm>
+                      <a:off x="0" y="0"/>
+                      <a:ext cx="4105275" cy="828675"/>
+                    </a:xfrm>
+                    <a:prstGeom prst="rect">
+                      <a:avLst/>
+                    </a:prstGeom>
+                  </pic:spPr>
+                </pic:pic>
+              </a:graphicData>
+            </a:graphic>
+            <wp14:sizeRelH relativeFrom="page">
+              <wp14:pctWidth>0</wp14:pctWidth>
+            </wp14:sizeRelH>
+            <wp14:sizeRelV relativeFrom="page">
+              <wp14:pctHeight>0</wp14:pctHeight>
+            </wp14:sizeRelV>
+          </wp:anchor>
+        </w:drawing>
+      </w:r>
+      <w:r>
+        <w:rPr>
+          <w:b/>
+          <w:bCs/>
+        </w:rPr>
+        <w:t>Scenario:</w:t>
+      </w:r>
+      <w:r>
+        <w:t xml:space="preserve"> You are developing a home automation system where commands can be issued to turn devices on or off. Use the Command Pattern to achieve this.</w:t>
+      </w:r>
+    </w:p>
+    <w:p>
+      <w:r>
+        <w:drawing>
+          <wp:inline distT="0" distB="0" distL="0" distR="0" wp14:anchorId="37BD5A06" wp14:editId="648D3A93">
+            <wp:extent cx="5731510" cy="7327265"/>
+            <wp:effectExtent l="0" t="0" r="2540" b="6985"/>
+            <wp:docPr id="620585312" name="Picture 1"/>
+            <wp:cNvGraphicFramePr>
+              <a:graphicFrameLocks xmlns:a="http://schemas.openxmlformats.org/drawingml/2006/main" noChangeAspect="1"/>
+            </wp:cNvGraphicFramePr>
+            <a:graphic xmlns:a="http://schemas.openxmlformats.org/drawingml/2006/main">
+              <a:graphicData uri="http://schemas.openxmlformats.org/drawingml/2006/picture">
+                <pic:pic xmlns:pic="http://schemas.openxmlformats.org/drawingml/2006/picture">
+                  <pic:nvPicPr>
+                    <pic:cNvPr id="620585312" name=""/>
+                    <pic:cNvPicPr/>
+                  </pic:nvPicPr>
+                  <pic:blipFill>
+                    <a:blip r:embed="rId23"/>
+                    <a:stretch>
+                      <a:fillRect/>
+                    </a:stretch>
+                  </pic:blipFill>
+                  <pic:spPr>
+                    <a:xfrm>
+                      <a:off x="0" y="0"/>
+                      <a:ext cx="5731510" cy="7327265"/>
+                    </a:xfrm>
+                    <a:prstGeom prst="rect">
+                      <a:avLst/>
+                    </a:prstGeom>
+                  </pic:spPr>
+                </pic:pic>
+              </a:graphicData>
+            </a:graphic>
+          </wp:inline>
+        </w:drawing>
+      </w:r>
+    </w:p>
+    <w:p/>
+    <w:p>
+      <w:pPr>
+        <w:tabs>
+          <w:tab w:val="left" w:pos="1636"/>
+        </w:tabs>
+      </w:pPr>
+      <w:r>
+        <w:tab/>
+      </w:r>
     </w:p>
     <w:sectPr>
       <w:pgSz w:w="11906" w:h="16838"/>
